--- a/Bugriport.docx
+++ b/Bugriport.docx
@@ -1,6 +1,6 @@
 
 <file path=word/document.xml><?xml version="1.0" encoding="utf-8"?>
-<w:document xmlns:wpc="http://schemas.microsoft.com/office/word/2010/wordprocessingCanvas" xmlns:cx="http://schemas.microsoft.com/office/drawing/2014/chartex" xmlns:cx1="http://schemas.microsoft.com/office/drawing/2015/9/8/chartex" xmlns:cx2="http://schemas.microsoft.com/office/drawing/2015/10/21/chartex" xmlns:cx3="http://schemas.microsoft.com/office/drawing/2016/5/9/chartex" xmlns:cx4="http://schemas.microsoft.com/office/drawing/2016/5/10/chartex" xmlns:cx5="http://schemas.microsoft.com/office/drawing/2016/5/11/chartex" xmlns:cx6="http://schemas.microsoft.com/office/drawing/2016/5/12/chartex" xmlns:cx7="http://schemas.microsoft.com/office/drawing/2016/5/13/chartex" xmlns:cx8="http://schemas.microsoft.com/office/drawing/2016/5/14/chartex" xmlns:mc="http://schemas.openxmlformats.org/markup-compatibility/2006" xmlns:aink="http://schemas.microsoft.com/office/drawing/2016/ink" xmlns:am3d="http://schemas.microsoft.com/office/drawing/2017/model3d" xmlns:o="urn:schemas-microsoft-com:office:office" xmlns:oel="http://schemas.microsoft.com/office/2019/extlst" xmlns:r="http://schemas.openxmlformats.org/officeDocument/2006/relationships" xmlns:m="http://schemas.openxmlformats.org/officeDocument/2006/math" xmlns:v="urn:schemas-microsoft-com:vml" xmlns:wp14="http://schemas.microsoft.com/office/word/2010/wordprocessingDrawing" xmlns:wp="http://schemas.openxmlformats.org/drawingml/2006/wordprocessingDrawing" xmlns:w10="urn:schemas-microsoft-com:office:word" xmlns:w="http://schemas.openxmlformats.org/wordprocessingml/2006/main" xmlns:w14="http://schemas.microsoft.com/office/word/2010/wordml" xmlns:w15="http://schemas.microsoft.com/office/word/2012/wordml" xmlns:w16cex="http://schemas.microsoft.com/office/word/2018/wordml/cex" xmlns:w16cid="http://schemas.microsoft.com/office/word/2016/wordml/cid" xmlns:w16="http://schemas.microsoft.com/office/word/2018/wordml" xmlns:w16sdtdh="http://schemas.microsoft.com/office/word/2020/wordml/sdtdatahash" xmlns:w16se="http://schemas.microsoft.com/office/word/2015/wordml/symex" xmlns:wpg="http://schemas.microsoft.com/office/word/2010/wordprocessingGroup" xmlns:wpi="http://schemas.microsoft.com/office/word/2010/wordprocessingInk" xmlns:wne="http://schemas.microsoft.com/office/word/2006/wordml" xmlns:wps="http://schemas.microsoft.com/office/word/2010/wordprocessingShape" mc:Ignorable="w14 w15 w16se w16cid w16 w16cex w16sdtdh wp14">
+<w:document xmlns:wpc="http://schemas.microsoft.com/office/word/2010/wordprocessingCanvas" xmlns:cx="http://schemas.microsoft.com/office/drawing/2014/chartex" xmlns:cx1="http://schemas.microsoft.com/office/drawing/2015/9/8/chartex" xmlns:cx2="http://schemas.microsoft.com/office/drawing/2015/10/21/chartex" xmlns:cx3="http://schemas.microsoft.com/office/drawing/2016/5/9/chartex" xmlns:cx4="http://schemas.microsoft.com/office/drawing/2016/5/10/chartex" xmlns:cx5="http://schemas.microsoft.com/office/drawing/2016/5/11/chartex" xmlns:cx6="http://schemas.microsoft.com/office/drawing/2016/5/12/chartex" xmlns:cx7="http://schemas.microsoft.com/office/drawing/2016/5/13/chartex" xmlns:cx8="http://schemas.microsoft.com/office/drawing/2016/5/14/chartex" xmlns:mc="http://schemas.openxmlformats.org/markup-compatibility/2006" xmlns:aink="http://schemas.microsoft.com/office/drawing/2016/ink" xmlns:am3d="http://schemas.microsoft.com/office/drawing/2017/model3d" xmlns:o="urn:schemas-microsoft-com:office:office" xmlns:oel="http://schemas.microsoft.com/office/2019/extlst" xmlns:r="http://schemas.openxmlformats.org/officeDocument/2006/relationships" xmlns:m="http://schemas.openxmlformats.org/officeDocument/2006/math" xmlns:v="urn:schemas-microsoft-com:vml" xmlns:wp14="http://schemas.microsoft.com/office/word/2010/wordprocessingDrawing" xmlns:wp="http://schemas.openxmlformats.org/drawingml/2006/wordprocessingDrawing" xmlns:w10="urn:schemas-microsoft-com:office:word" xmlns:w="http://schemas.openxmlformats.org/wordprocessingml/2006/main" xmlns:w14="http://schemas.microsoft.com/office/word/2010/wordml" xmlns:w15="http://schemas.microsoft.com/office/word/2012/wordml" xmlns:w16cex="http://schemas.microsoft.com/office/word/2018/wordml/cex" xmlns:w16cid="http://schemas.microsoft.com/office/word/2016/wordml/cid" xmlns:w16="http://schemas.microsoft.com/office/word/2018/wordml" xmlns:w16du="http://schemas.microsoft.com/office/word/2023/wordml/word16du" xmlns:w16sdtdh="http://schemas.microsoft.com/office/word/2020/wordml/sdtdatahash" xmlns:w16sdtfl="http://schemas.microsoft.com/office/word/2024/wordml/sdtformatlock" xmlns:w16se="http://schemas.microsoft.com/office/word/2015/wordml/symex" xmlns:wpg="http://schemas.microsoft.com/office/word/2010/wordprocessingGroup" xmlns:wpi="http://schemas.microsoft.com/office/word/2010/wordprocessingInk" xmlns:wne="http://schemas.microsoft.com/office/word/2006/wordml" xmlns:wps="http://schemas.microsoft.com/office/word/2010/wordprocessingShape" mc:Ignorable="w14 w15 w16se w16cid w16 w16cex w16sdtdh w16sdtfl w16du wp14">
   <w:body>
     <w:p>
       <w:pPr>
@@ -668,14 +668,7 @@
           <w:sz w:val="44"/>
           <w:szCs w:val="44"/>
         </w:rPr>
-        <w:t xml:space="preserve">1 </w:t>
-      </w:r>
-      <w:r>
-        <w:rPr>
-          <w:sz w:val="44"/>
-          <w:szCs w:val="44"/>
-        </w:rPr>
-        <w:t>Hibakezelési folyamat és összesítés</w:t>
+        <w:t>1 Hibakezelési folyamat és összesítés</w:t>
       </w:r>
     </w:p>
     <w:p>
@@ -874,7 +867,6 @@
                 <w14:ligatures w14:val="none"/>
               </w:rPr>
             </w:pPr>
-            <w:proofErr w:type="spellStart"/>
             <w:r>
               <w:rPr>
                 <w:rFonts w:ascii="Aptos" w:eastAsia="MS Mincho" w:hAnsi="Aptos" w:cs="Times New Roman"/>
@@ -885,9 +877,9 @@
                 <w:lang w:val="en-US"/>
                 <w14:ligatures w14:val="none"/>
               </w:rPr>
-              <w:t>Rögzített</w:t>
-            </w:r>
-            <w:proofErr w:type="spellEnd"/>
+              <w:t xml:space="preserve">Rögzített, </w:t>
+            </w:r>
+            <w:proofErr w:type="spellStart"/>
             <w:r>
               <w:rPr>
                 <w:rFonts w:ascii="Aptos" w:eastAsia="MS Mincho" w:hAnsi="Aptos" w:cs="Times New Roman"/>
@@ -898,9 +890,9 @@
                 <w:lang w:val="en-US"/>
                 <w14:ligatures w14:val="none"/>
               </w:rPr>
-              <w:t xml:space="preserve">, </w:t>
-            </w:r>
-            <w:proofErr w:type="spellStart"/>
+              <w:t>még</w:t>
+            </w:r>
+            <w:proofErr w:type="spellEnd"/>
             <w:r>
               <w:rPr>
                 <w:rFonts w:ascii="Aptos" w:eastAsia="MS Mincho" w:hAnsi="Aptos" w:cs="Times New Roman"/>
@@ -911,9 +903,9 @@
                 <w:lang w:val="en-US"/>
                 <w14:ligatures w14:val="none"/>
               </w:rPr>
-              <w:t>még</w:t>
-            </w:r>
-            <w:proofErr w:type="spellEnd"/>
+              <w:t xml:space="preserve"> nem </w:t>
+            </w:r>
+            <w:proofErr w:type="spellStart"/>
             <w:r>
               <w:rPr>
                 <w:rFonts w:ascii="Aptos" w:eastAsia="MS Mincho" w:hAnsi="Aptos" w:cs="Times New Roman"/>
@@ -924,9 +916,9 @@
                 <w:lang w:val="en-US"/>
                 <w14:ligatures w14:val="none"/>
               </w:rPr>
-              <w:t xml:space="preserve"> </w:t>
-            </w:r>
-            <w:proofErr w:type="spellStart"/>
+              <w:t>elemzett</w:t>
+            </w:r>
+            <w:proofErr w:type="spellEnd"/>
             <w:r>
               <w:rPr>
                 <w:rFonts w:ascii="Aptos" w:eastAsia="MS Mincho" w:hAnsi="Aptos" w:cs="Times New Roman"/>
@@ -937,9 +929,41 @@
                 <w:lang w:val="en-US"/>
                 <w14:ligatures w14:val="none"/>
               </w:rPr>
-              <w:t>nem</w:t>
-            </w:r>
-            <w:proofErr w:type="spellEnd"/>
+              <w:t>.</w:t>
+            </w:r>
+          </w:p>
+        </w:tc>
+      </w:tr>
+      <w:tr>
+        <w:trPr>
+          <w:jc w:val="center"/>
+        </w:trPr>
+        <w:tc>
+          <w:tcPr>
+            <w:tcW w:w="2016" w:type="dxa"/>
+            <w:shd w:val="clear" w:color="auto" w:fill="FFF5FA"/>
+            <w:tcMar>
+              <w:top w:w="90" w:type="dxa"/>
+              <w:left w:w="110" w:type="dxa"/>
+              <w:bottom w:w="90" w:type="dxa"/>
+              <w:right w:w="110" w:type="dxa"/>
+            </w:tcMar>
+            <w:vAlign w:val="center"/>
+          </w:tcPr>
+          <w:p>
+            <w:pPr>
+              <w:spacing w:after="0" w:line="259" w:lineRule="auto"/>
+              <w:rPr>
+                <w:rFonts w:ascii="Aptos" w:eastAsia="MS Mincho" w:hAnsi="Aptos" w:cs="Times New Roman"/>
+                <w:color w:val="000000"/>
+                <w:kern w:val="0"/>
+                <w:sz w:val="19"/>
+                <w:szCs w:val="22"/>
+                <w:lang w:val="en-US"/>
+                <w14:ligatures w14:val="none"/>
+              </w:rPr>
+            </w:pPr>
+            <w:proofErr w:type="spellStart"/>
             <w:r>
               <w:rPr>
                 <w:rFonts w:ascii="Aptos" w:eastAsia="MS Mincho" w:hAnsi="Aptos" w:cs="Times New Roman"/>
@@ -950,8 +974,36 @@
                 <w:lang w:val="en-US"/>
                 <w14:ligatures w14:val="none"/>
               </w:rPr>
-              <w:t xml:space="preserve"> </w:t>
-            </w:r>
+              <w:t>Folyamatban</w:t>
+            </w:r>
+            <w:proofErr w:type="spellEnd"/>
+          </w:p>
+        </w:tc>
+        <w:tc>
+          <w:tcPr>
+            <w:tcW w:w="7632" w:type="dxa"/>
+            <w:shd w:val="clear" w:color="auto" w:fill="FFF5FA"/>
+            <w:tcMar>
+              <w:top w:w="90" w:type="dxa"/>
+              <w:left w:w="110" w:type="dxa"/>
+              <w:bottom w:w="90" w:type="dxa"/>
+              <w:right w:w="110" w:type="dxa"/>
+            </w:tcMar>
+            <w:vAlign w:val="center"/>
+          </w:tcPr>
+          <w:p>
+            <w:pPr>
+              <w:spacing w:after="0" w:line="259" w:lineRule="auto"/>
+              <w:rPr>
+                <w:rFonts w:ascii="Aptos" w:eastAsia="MS Mincho" w:hAnsi="Aptos" w:cs="Times New Roman"/>
+                <w:color w:val="000000"/>
+                <w:kern w:val="0"/>
+                <w:sz w:val="19"/>
+                <w:szCs w:val="22"/>
+                <w:lang w:val="en-US"/>
+                <w14:ligatures w14:val="none"/>
+              </w:rPr>
+            </w:pPr>
             <w:proofErr w:type="spellStart"/>
             <w:r>
               <w:rPr>
@@ -963,7 +1015,7 @@
                 <w:lang w:val="en-US"/>
                 <w14:ligatures w14:val="none"/>
               </w:rPr>
-              <w:t>elemzett</w:t>
+              <w:t>Reprodukált</w:t>
             </w:r>
             <w:proofErr w:type="spellEnd"/>
             <w:r>
@@ -976,6 +1028,84 @@
                 <w:lang w:val="en-US"/>
                 <w14:ligatures w14:val="none"/>
               </w:rPr>
+              <w:t xml:space="preserve"> </w:t>
+            </w:r>
+            <w:proofErr w:type="spellStart"/>
+            <w:r>
+              <w:rPr>
+                <w:rFonts w:ascii="Aptos" w:eastAsia="MS Mincho" w:hAnsi="Aptos" w:cs="Times New Roman"/>
+                <w:color w:val="000000"/>
+                <w:kern w:val="0"/>
+                <w:sz w:val="16"/>
+                <w:szCs w:val="22"/>
+                <w:lang w:val="en-US"/>
+                <w14:ligatures w14:val="none"/>
+              </w:rPr>
+              <w:t>és</w:t>
+            </w:r>
+            <w:proofErr w:type="spellEnd"/>
+            <w:r>
+              <w:rPr>
+                <w:rFonts w:ascii="Aptos" w:eastAsia="MS Mincho" w:hAnsi="Aptos" w:cs="Times New Roman"/>
+                <w:color w:val="000000"/>
+                <w:kern w:val="0"/>
+                <w:sz w:val="16"/>
+                <w:szCs w:val="22"/>
+                <w:lang w:val="en-US"/>
+                <w14:ligatures w14:val="none"/>
+              </w:rPr>
+              <w:t xml:space="preserve"> </w:t>
+            </w:r>
+            <w:proofErr w:type="spellStart"/>
+            <w:r>
+              <w:rPr>
+                <w:rFonts w:ascii="Aptos" w:eastAsia="MS Mincho" w:hAnsi="Aptos" w:cs="Times New Roman"/>
+                <w:color w:val="000000"/>
+                <w:kern w:val="0"/>
+                <w:sz w:val="16"/>
+                <w:szCs w:val="22"/>
+                <w:lang w:val="en-US"/>
+                <w14:ligatures w14:val="none"/>
+              </w:rPr>
+              <w:t>javítás</w:t>
+            </w:r>
+            <w:proofErr w:type="spellEnd"/>
+            <w:r>
+              <w:rPr>
+                <w:rFonts w:ascii="Aptos" w:eastAsia="MS Mincho" w:hAnsi="Aptos" w:cs="Times New Roman"/>
+                <w:color w:val="000000"/>
+                <w:kern w:val="0"/>
+                <w:sz w:val="16"/>
+                <w:szCs w:val="22"/>
+                <w:lang w:val="en-US"/>
+                <w14:ligatures w14:val="none"/>
+              </w:rPr>
+              <w:t xml:space="preserve"> </w:t>
+            </w:r>
+            <w:proofErr w:type="spellStart"/>
+            <w:r>
+              <w:rPr>
+                <w:rFonts w:ascii="Aptos" w:eastAsia="MS Mincho" w:hAnsi="Aptos" w:cs="Times New Roman"/>
+                <w:color w:val="000000"/>
+                <w:kern w:val="0"/>
+                <w:sz w:val="16"/>
+                <w:szCs w:val="22"/>
+                <w:lang w:val="en-US"/>
+                <w14:ligatures w14:val="none"/>
+              </w:rPr>
+              <w:t>alatt</w:t>
+            </w:r>
+            <w:proofErr w:type="spellEnd"/>
+            <w:r>
+              <w:rPr>
+                <w:rFonts w:ascii="Aptos" w:eastAsia="MS Mincho" w:hAnsi="Aptos" w:cs="Times New Roman"/>
+                <w:color w:val="000000"/>
+                <w:kern w:val="0"/>
+                <w:sz w:val="16"/>
+                <w:szCs w:val="22"/>
+                <w:lang w:val="en-US"/>
+                <w14:ligatures w14:val="none"/>
+              </w:rPr>
               <w:t>.</w:t>
             </w:r>
           </w:p>
@@ -988,7 +1118,6 @@
         <w:tc>
           <w:tcPr>
             <w:tcW w:w="2016" w:type="dxa"/>
-            <w:shd w:val="clear" w:color="auto" w:fill="FFF5FA"/>
             <w:tcMar>
               <w:top w:w="90" w:type="dxa"/>
               <w:left w:w="110" w:type="dxa"/>
@@ -1021,7 +1150,7 @@
                 <w:lang w:val="en-US"/>
                 <w14:ligatures w14:val="none"/>
               </w:rPr>
-              <w:t>Folyamatban</w:t>
+              <w:t>Javítva</w:t>
             </w:r>
             <w:proofErr w:type="spellEnd"/>
           </w:p>
@@ -1029,7 +1158,6 @@
         <w:tc>
           <w:tcPr>
             <w:tcW w:w="7632" w:type="dxa"/>
-            <w:shd w:val="clear" w:color="auto" w:fill="FFF5FA"/>
             <w:tcMar>
               <w:top w:w="90" w:type="dxa"/>
               <w:left w:w="110" w:type="dxa"/>
@@ -1062,7 +1190,7 @@
                 <w:lang w:val="en-US"/>
                 <w14:ligatures w14:val="none"/>
               </w:rPr>
-              <w:t>Reprodukált</w:t>
+              <w:t>Kódmódosítás</w:t>
             </w:r>
             <w:proofErr w:type="spellEnd"/>
             <w:r>
@@ -1088,7 +1216,7 @@
                 <w:lang w:val="en-US"/>
                 <w14:ligatures w14:val="none"/>
               </w:rPr>
-              <w:t>és</w:t>
+              <w:t>elkészült</w:t>
             </w:r>
             <w:proofErr w:type="spellEnd"/>
             <w:r>
@@ -1101,8 +1229,40 @@
                 <w:lang w:val="en-US"/>
                 <w14:ligatures w14:val="none"/>
               </w:rPr>
-              <w:t xml:space="preserve"> </w:t>
-            </w:r>
+              <w:t>.</w:t>
+            </w:r>
+          </w:p>
+        </w:tc>
+      </w:tr>
+      <w:tr>
+        <w:trPr>
+          <w:jc w:val="center"/>
+        </w:trPr>
+        <w:tc>
+          <w:tcPr>
+            <w:tcW w:w="2016" w:type="dxa"/>
+            <w:shd w:val="clear" w:color="auto" w:fill="FFF5FA"/>
+            <w:tcMar>
+              <w:top w:w="90" w:type="dxa"/>
+              <w:left w:w="110" w:type="dxa"/>
+              <w:bottom w:w="90" w:type="dxa"/>
+              <w:right w:w="110" w:type="dxa"/>
+            </w:tcMar>
+            <w:vAlign w:val="center"/>
+          </w:tcPr>
+          <w:p>
+            <w:pPr>
+              <w:spacing w:after="0" w:line="259" w:lineRule="auto"/>
+              <w:rPr>
+                <w:rFonts w:ascii="Aptos" w:eastAsia="MS Mincho" w:hAnsi="Aptos" w:cs="Times New Roman"/>
+                <w:color w:val="000000"/>
+                <w:kern w:val="0"/>
+                <w:sz w:val="19"/>
+                <w:szCs w:val="22"/>
+                <w:lang w:val="en-US"/>
+                <w14:ligatures w14:val="none"/>
+              </w:rPr>
+            </w:pPr>
             <w:proofErr w:type="spellStart"/>
             <w:r>
               <w:rPr>
@@ -1114,9 +1274,37 @@
                 <w:lang w:val="en-US"/>
                 <w14:ligatures w14:val="none"/>
               </w:rPr>
-              <w:t>javítás</w:t>
+              <w:t>Ellenőrizve</w:t>
             </w:r>
             <w:proofErr w:type="spellEnd"/>
+          </w:p>
+        </w:tc>
+        <w:tc>
+          <w:tcPr>
+            <w:tcW w:w="7632" w:type="dxa"/>
+            <w:shd w:val="clear" w:color="auto" w:fill="FFF5FA"/>
+            <w:tcMar>
+              <w:top w:w="90" w:type="dxa"/>
+              <w:left w:w="110" w:type="dxa"/>
+              <w:bottom w:w="90" w:type="dxa"/>
+              <w:right w:w="110" w:type="dxa"/>
+            </w:tcMar>
+            <w:vAlign w:val="center"/>
+          </w:tcPr>
+          <w:p>
+            <w:pPr>
+              <w:spacing w:after="0" w:line="259" w:lineRule="auto"/>
+              <w:rPr>
+                <w:rFonts w:ascii="Aptos" w:eastAsia="MS Mincho" w:hAnsi="Aptos" w:cs="Times New Roman"/>
+                <w:color w:val="000000"/>
+                <w:kern w:val="0"/>
+                <w:sz w:val="19"/>
+                <w:szCs w:val="22"/>
+                <w:lang w:val="en-US"/>
+                <w14:ligatures w14:val="none"/>
+              </w:rPr>
+            </w:pPr>
+            <w:proofErr w:type="spellStart"/>
             <w:r>
               <w:rPr>
                 <w:rFonts w:ascii="Aptos" w:eastAsia="MS Mincho" w:hAnsi="Aptos" w:cs="Times New Roman"/>
@@ -1127,9 +1315,9 @@
                 <w:lang w:val="en-US"/>
                 <w14:ligatures w14:val="none"/>
               </w:rPr>
-              <w:t xml:space="preserve"> </w:t>
-            </w:r>
-            <w:proofErr w:type="spellStart"/>
+              <w:t>Regressziós</w:t>
+            </w:r>
+            <w:proofErr w:type="spellEnd"/>
             <w:r>
               <w:rPr>
                 <w:rFonts w:ascii="Aptos" w:eastAsia="MS Mincho" w:hAnsi="Aptos" w:cs="Times New Roman"/>
@@ -1140,9 +1328,9 @@
                 <w:lang w:val="en-US"/>
                 <w14:ligatures w14:val="none"/>
               </w:rPr>
-              <w:t>alatt</w:t>
-            </w:r>
-            <w:proofErr w:type="spellEnd"/>
+              <w:t xml:space="preserve"> </w:t>
+            </w:r>
+            <w:proofErr w:type="spellStart"/>
             <w:r>
               <w:rPr>
                 <w:rFonts w:ascii="Aptos" w:eastAsia="MS Mincho" w:hAnsi="Aptos" w:cs="Times New Roman"/>
@@ -1153,6 +1341,45 @@
                 <w:lang w:val="en-US"/>
                 <w14:ligatures w14:val="none"/>
               </w:rPr>
+              <w:t>ellenőrzés</w:t>
+            </w:r>
+            <w:proofErr w:type="spellEnd"/>
+            <w:r>
+              <w:rPr>
+                <w:rFonts w:ascii="Aptos" w:eastAsia="MS Mincho" w:hAnsi="Aptos" w:cs="Times New Roman"/>
+                <w:color w:val="000000"/>
+                <w:kern w:val="0"/>
+                <w:sz w:val="16"/>
+                <w:szCs w:val="22"/>
+                <w:lang w:val="en-US"/>
+                <w14:ligatures w14:val="none"/>
+              </w:rPr>
+              <w:t xml:space="preserve"> </w:t>
+            </w:r>
+            <w:proofErr w:type="spellStart"/>
+            <w:r>
+              <w:rPr>
+                <w:rFonts w:ascii="Aptos" w:eastAsia="MS Mincho" w:hAnsi="Aptos" w:cs="Times New Roman"/>
+                <w:color w:val="000000"/>
+                <w:kern w:val="0"/>
+                <w:sz w:val="16"/>
+                <w:szCs w:val="22"/>
+                <w:lang w:val="en-US"/>
+                <w14:ligatures w14:val="none"/>
+              </w:rPr>
+              <w:t>sikeres</w:t>
+            </w:r>
+            <w:proofErr w:type="spellEnd"/>
+            <w:r>
+              <w:rPr>
+                <w:rFonts w:ascii="Aptos" w:eastAsia="MS Mincho" w:hAnsi="Aptos" w:cs="Times New Roman"/>
+                <w:color w:val="000000"/>
+                <w:kern w:val="0"/>
+                <w:sz w:val="16"/>
+                <w:szCs w:val="22"/>
+                <w:lang w:val="en-US"/>
+                <w14:ligatures w14:val="none"/>
+              </w:rPr>
               <w:t>.</w:t>
             </w:r>
           </w:p>
@@ -1197,7 +1424,7 @@
                 <w:lang w:val="en-US"/>
                 <w14:ligatures w14:val="none"/>
               </w:rPr>
-              <w:t>Javítva</w:t>
+              <w:t>Korlátozás</w:t>
             </w:r>
             <w:proofErr w:type="spellEnd"/>
           </w:p>
@@ -1237,7 +1464,7 @@
                 <w:lang w:val="en-US"/>
                 <w14:ligatures w14:val="none"/>
               </w:rPr>
-              <w:t>Kódmódosítás</w:t>
+              <w:t>Tudatosan</w:t>
             </w:r>
             <w:proofErr w:type="spellEnd"/>
             <w:r>
@@ -1250,307 +1477,7 @@
                 <w:lang w:val="en-US"/>
                 <w14:ligatures w14:val="none"/>
               </w:rPr>
-              <w:t xml:space="preserve"> </w:t>
-            </w:r>
-            <w:proofErr w:type="spellStart"/>
-            <w:r>
-              <w:rPr>
-                <w:rFonts w:ascii="Aptos" w:eastAsia="MS Mincho" w:hAnsi="Aptos" w:cs="Times New Roman"/>
-                <w:color w:val="000000"/>
-                <w:kern w:val="0"/>
-                <w:sz w:val="16"/>
-                <w:szCs w:val="22"/>
-                <w:lang w:val="en-US"/>
-                <w14:ligatures w14:val="none"/>
-              </w:rPr>
-              <w:t>elkészült</w:t>
-            </w:r>
-            <w:proofErr w:type="spellEnd"/>
-            <w:r>
-              <w:rPr>
-                <w:rFonts w:ascii="Aptos" w:eastAsia="MS Mincho" w:hAnsi="Aptos" w:cs="Times New Roman"/>
-                <w:color w:val="000000"/>
-                <w:kern w:val="0"/>
-                <w:sz w:val="16"/>
-                <w:szCs w:val="22"/>
-                <w:lang w:val="en-US"/>
-                <w14:ligatures w14:val="none"/>
-              </w:rPr>
-              <w:t>.</w:t>
-            </w:r>
-          </w:p>
-        </w:tc>
-      </w:tr>
-      <w:tr>
-        <w:trPr>
-          <w:jc w:val="center"/>
-        </w:trPr>
-        <w:tc>
-          <w:tcPr>
-            <w:tcW w:w="2016" w:type="dxa"/>
-            <w:shd w:val="clear" w:color="auto" w:fill="FFF5FA"/>
-            <w:tcMar>
-              <w:top w:w="90" w:type="dxa"/>
-              <w:left w:w="110" w:type="dxa"/>
-              <w:bottom w:w="90" w:type="dxa"/>
-              <w:right w:w="110" w:type="dxa"/>
-            </w:tcMar>
-            <w:vAlign w:val="center"/>
-          </w:tcPr>
-          <w:p>
-            <w:pPr>
-              <w:spacing w:after="0" w:line="259" w:lineRule="auto"/>
-              <w:rPr>
-                <w:rFonts w:ascii="Aptos" w:eastAsia="MS Mincho" w:hAnsi="Aptos" w:cs="Times New Roman"/>
-                <w:color w:val="000000"/>
-                <w:kern w:val="0"/>
-                <w:sz w:val="19"/>
-                <w:szCs w:val="22"/>
-                <w:lang w:val="en-US"/>
-                <w14:ligatures w14:val="none"/>
-              </w:rPr>
-            </w:pPr>
-            <w:proofErr w:type="spellStart"/>
-            <w:r>
-              <w:rPr>
-                <w:rFonts w:ascii="Aptos" w:eastAsia="MS Mincho" w:hAnsi="Aptos" w:cs="Times New Roman"/>
-                <w:color w:val="000000"/>
-                <w:kern w:val="0"/>
-                <w:sz w:val="16"/>
-                <w:szCs w:val="22"/>
-                <w:lang w:val="en-US"/>
-                <w14:ligatures w14:val="none"/>
-              </w:rPr>
-              <w:t>Ellenőrizve</w:t>
-            </w:r>
-            <w:proofErr w:type="spellEnd"/>
-          </w:p>
-        </w:tc>
-        <w:tc>
-          <w:tcPr>
-            <w:tcW w:w="7632" w:type="dxa"/>
-            <w:shd w:val="clear" w:color="auto" w:fill="FFF5FA"/>
-            <w:tcMar>
-              <w:top w:w="90" w:type="dxa"/>
-              <w:left w:w="110" w:type="dxa"/>
-              <w:bottom w:w="90" w:type="dxa"/>
-              <w:right w:w="110" w:type="dxa"/>
-            </w:tcMar>
-            <w:vAlign w:val="center"/>
-          </w:tcPr>
-          <w:p>
-            <w:pPr>
-              <w:spacing w:after="0" w:line="259" w:lineRule="auto"/>
-              <w:rPr>
-                <w:rFonts w:ascii="Aptos" w:eastAsia="MS Mincho" w:hAnsi="Aptos" w:cs="Times New Roman"/>
-                <w:color w:val="000000"/>
-                <w:kern w:val="0"/>
-                <w:sz w:val="19"/>
-                <w:szCs w:val="22"/>
-                <w:lang w:val="en-US"/>
-                <w14:ligatures w14:val="none"/>
-              </w:rPr>
-            </w:pPr>
-            <w:proofErr w:type="spellStart"/>
-            <w:r>
-              <w:rPr>
-                <w:rFonts w:ascii="Aptos" w:eastAsia="MS Mincho" w:hAnsi="Aptos" w:cs="Times New Roman"/>
-                <w:color w:val="000000"/>
-                <w:kern w:val="0"/>
-                <w:sz w:val="16"/>
-                <w:szCs w:val="22"/>
-                <w:lang w:val="en-US"/>
-                <w14:ligatures w14:val="none"/>
-              </w:rPr>
-              <w:t>Regressziós</w:t>
-            </w:r>
-            <w:proofErr w:type="spellEnd"/>
-            <w:r>
-              <w:rPr>
-                <w:rFonts w:ascii="Aptos" w:eastAsia="MS Mincho" w:hAnsi="Aptos" w:cs="Times New Roman"/>
-                <w:color w:val="000000"/>
-                <w:kern w:val="0"/>
-                <w:sz w:val="16"/>
-                <w:szCs w:val="22"/>
-                <w:lang w:val="en-US"/>
-                <w14:ligatures w14:val="none"/>
-              </w:rPr>
-              <w:t xml:space="preserve"> </w:t>
-            </w:r>
-            <w:proofErr w:type="spellStart"/>
-            <w:r>
-              <w:rPr>
-                <w:rFonts w:ascii="Aptos" w:eastAsia="MS Mincho" w:hAnsi="Aptos" w:cs="Times New Roman"/>
-                <w:color w:val="000000"/>
-                <w:kern w:val="0"/>
-                <w:sz w:val="16"/>
-                <w:szCs w:val="22"/>
-                <w:lang w:val="en-US"/>
-                <w14:ligatures w14:val="none"/>
-              </w:rPr>
-              <w:t>ellenőrzés</w:t>
-            </w:r>
-            <w:proofErr w:type="spellEnd"/>
-            <w:r>
-              <w:rPr>
-                <w:rFonts w:ascii="Aptos" w:eastAsia="MS Mincho" w:hAnsi="Aptos" w:cs="Times New Roman"/>
-                <w:color w:val="000000"/>
-                <w:kern w:val="0"/>
-                <w:sz w:val="16"/>
-                <w:szCs w:val="22"/>
-                <w:lang w:val="en-US"/>
-                <w14:ligatures w14:val="none"/>
-              </w:rPr>
-              <w:t xml:space="preserve"> </w:t>
-            </w:r>
-            <w:proofErr w:type="spellStart"/>
-            <w:r>
-              <w:rPr>
-                <w:rFonts w:ascii="Aptos" w:eastAsia="MS Mincho" w:hAnsi="Aptos" w:cs="Times New Roman"/>
-                <w:color w:val="000000"/>
-                <w:kern w:val="0"/>
-                <w:sz w:val="16"/>
-                <w:szCs w:val="22"/>
-                <w:lang w:val="en-US"/>
-                <w14:ligatures w14:val="none"/>
-              </w:rPr>
-              <w:t>sikeres</w:t>
-            </w:r>
-            <w:proofErr w:type="spellEnd"/>
-            <w:r>
-              <w:rPr>
-                <w:rFonts w:ascii="Aptos" w:eastAsia="MS Mincho" w:hAnsi="Aptos" w:cs="Times New Roman"/>
-                <w:color w:val="000000"/>
-                <w:kern w:val="0"/>
-                <w:sz w:val="16"/>
-                <w:szCs w:val="22"/>
-                <w:lang w:val="en-US"/>
-                <w14:ligatures w14:val="none"/>
-              </w:rPr>
-              <w:t>.</w:t>
-            </w:r>
-          </w:p>
-        </w:tc>
-      </w:tr>
-      <w:tr>
-        <w:trPr>
-          <w:jc w:val="center"/>
-        </w:trPr>
-        <w:tc>
-          <w:tcPr>
-            <w:tcW w:w="2016" w:type="dxa"/>
-            <w:tcMar>
-              <w:top w:w="90" w:type="dxa"/>
-              <w:left w:w="110" w:type="dxa"/>
-              <w:bottom w:w="90" w:type="dxa"/>
-              <w:right w:w="110" w:type="dxa"/>
-            </w:tcMar>
-            <w:vAlign w:val="center"/>
-          </w:tcPr>
-          <w:p>
-            <w:pPr>
-              <w:spacing w:after="0" w:line="259" w:lineRule="auto"/>
-              <w:rPr>
-                <w:rFonts w:ascii="Aptos" w:eastAsia="MS Mincho" w:hAnsi="Aptos" w:cs="Times New Roman"/>
-                <w:color w:val="000000"/>
-                <w:kern w:val="0"/>
-                <w:sz w:val="19"/>
-                <w:szCs w:val="22"/>
-                <w:lang w:val="en-US"/>
-                <w14:ligatures w14:val="none"/>
-              </w:rPr>
-            </w:pPr>
-            <w:proofErr w:type="spellStart"/>
-            <w:r>
-              <w:rPr>
-                <w:rFonts w:ascii="Aptos" w:eastAsia="MS Mincho" w:hAnsi="Aptos" w:cs="Times New Roman"/>
-                <w:color w:val="000000"/>
-                <w:kern w:val="0"/>
-                <w:sz w:val="16"/>
-                <w:szCs w:val="22"/>
-                <w:lang w:val="en-US"/>
-                <w14:ligatures w14:val="none"/>
-              </w:rPr>
-              <w:t>Korlátozás</w:t>
-            </w:r>
-            <w:proofErr w:type="spellEnd"/>
-          </w:p>
-        </w:tc>
-        <w:tc>
-          <w:tcPr>
-            <w:tcW w:w="7632" w:type="dxa"/>
-            <w:tcMar>
-              <w:top w:w="90" w:type="dxa"/>
-              <w:left w:w="110" w:type="dxa"/>
-              <w:bottom w:w="90" w:type="dxa"/>
-              <w:right w:w="110" w:type="dxa"/>
-            </w:tcMar>
-            <w:vAlign w:val="center"/>
-          </w:tcPr>
-          <w:p>
-            <w:pPr>
-              <w:spacing w:after="0" w:line="259" w:lineRule="auto"/>
-              <w:rPr>
-                <w:rFonts w:ascii="Aptos" w:eastAsia="MS Mincho" w:hAnsi="Aptos" w:cs="Times New Roman"/>
-                <w:color w:val="000000"/>
-                <w:kern w:val="0"/>
-                <w:sz w:val="19"/>
-                <w:szCs w:val="22"/>
-                <w:lang w:val="en-US"/>
-                <w14:ligatures w14:val="none"/>
-              </w:rPr>
-            </w:pPr>
-            <w:proofErr w:type="spellStart"/>
-            <w:r>
-              <w:rPr>
-                <w:rFonts w:ascii="Aptos" w:eastAsia="MS Mincho" w:hAnsi="Aptos" w:cs="Times New Roman"/>
-                <w:color w:val="000000"/>
-                <w:kern w:val="0"/>
-                <w:sz w:val="16"/>
-                <w:szCs w:val="22"/>
-                <w:lang w:val="en-US"/>
-                <w14:ligatures w14:val="none"/>
-              </w:rPr>
-              <w:t>Tudatosan</w:t>
-            </w:r>
-            <w:proofErr w:type="spellEnd"/>
-            <w:r>
-              <w:rPr>
-                <w:rFonts w:ascii="Aptos" w:eastAsia="MS Mincho" w:hAnsi="Aptos" w:cs="Times New Roman"/>
-                <w:color w:val="000000"/>
-                <w:kern w:val="0"/>
-                <w:sz w:val="16"/>
-                <w:szCs w:val="22"/>
-                <w:lang w:val="en-US"/>
-                <w14:ligatures w14:val="none"/>
-              </w:rPr>
-              <w:t xml:space="preserve"> </w:t>
-            </w:r>
-            <w:proofErr w:type="spellStart"/>
-            <w:r>
-              <w:rPr>
-                <w:rFonts w:ascii="Aptos" w:eastAsia="MS Mincho" w:hAnsi="Aptos" w:cs="Times New Roman"/>
-                <w:color w:val="000000"/>
-                <w:kern w:val="0"/>
-                <w:sz w:val="16"/>
-                <w:szCs w:val="22"/>
-                <w:lang w:val="en-US"/>
-                <w14:ligatures w14:val="none"/>
-              </w:rPr>
-              <w:t>nem</w:t>
-            </w:r>
-            <w:proofErr w:type="spellEnd"/>
-            <w:r>
-              <w:rPr>
-                <w:rFonts w:ascii="Aptos" w:eastAsia="MS Mincho" w:hAnsi="Aptos" w:cs="Times New Roman"/>
-                <w:color w:val="000000"/>
-                <w:kern w:val="0"/>
-                <w:sz w:val="16"/>
-                <w:szCs w:val="22"/>
-                <w:lang w:val="en-US"/>
-                <w14:ligatures w14:val="none"/>
-              </w:rPr>
-              <w:t xml:space="preserve"> </w:t>
+              <w:t xml:space="preserve"> nem </w:t>
             </w:r>
             <w:proofErr w:type="spellStart"/>
             <w:r>
@@ -2787,7 +2714,18 @@
           <w:p>
             <w:pPr>
               <w:spacing w:after="0"/>
-            </w:pPr>
+              <w:rPr>
+                <w:sz w:val="22"/>
+                <w:szCs w:val="22"/>
+              </w:rPr>
+            </w:pPr>
+            <w:r>
+              <w:rPr>
+                <w:sz w:val="22"/>
+                <w:szCs w:val="22"/>
+              </w:rPr>
+              <w:t>Közepes</w:t>
+            </w:r>
           </w:p>
         </w:tc>
         <w:tc>
@@ -2805,7 +2743,34 @@
           <w:p>
             <w:pPr>
               <w:spacing w:after="0"/>
-            </w:pPr>
+              <w:rPr>
+                <w:sz w:val="22"/>
+                <w:szCs w:val="22"/>
+              </w:rPr>
+            </w:pPr>
+            <w:r>
+              <w:rPr>
+                <w:sz w:val="22"/>
+                <w:szCs w:val="22"/>
+              </w:rPr>
+              <w:t xml:space="preserve">Ha 0 nyer, zöld színnel </w:t>
+            </w:r>
+            <w:proofErr w:type="spellStart"/>
+            <w:r>
+              <w:rPr>
+                <w:sz w:val="22"/>
+                <w:szCs w:val="22"/>
+              </w:rPr>
+              <w:t>írodik</w:t>
+            </w:r>
+            <w:proofErr w:type="spellEnd"/>
+            <w:r>
+              <w:rPr>
+                <w:sz w:val="22"/>
+                <w:szCs w:val="22"/>
+              </w:rPr>
+              <w:t xml:space="preserve"> ki, hogy nyert pedig ő narancssárga</w:t>
+            </w:r>
           </w:p>
         </w:tc>
         <w:tc>
@@ -2824,6 +2789,9 @@
             <w:pPr>
               <w:spacing w:after="0"/>
             </w:pPr>
+            <w:r>
+              <w:t>-</w:t>
+            </w:r>
           </w:p>
         </w:tc>
         <w:tc>
@@ -2841,7 +2809,18 @@
           <w:p>
             <w:pPr>
               <w:spacing w:after="0"/>
-            </w:pPr>
+              <w:rPr>
+                <w:sz w:val="22"/>
+                <w:szCs w:val="22"/>
+              </w:rPr>
+            </w:pPr>
+            <w:r>
+              <w:rPr>
+                <w:sz w:val="22"/>
+                <w:szCs w:val="22"/>
+              </w:rPr>
+              <w:t>Győzelem esetén fehér színnel írjuk ki a nyertest</w:t>
+            </w:r>
           </w:p>
         </w:tc>
         <w:tc>
@@ -2860,6 +2839,9 @@
             <w:pPr>
               <w:spacing w:after="0"/>
             </w:pPr>
+            <w:r>
+              <w:t>Új</w:t>
+            </w:r>
           </w:p>
         </w:tc>
       </w:tr>
@@ -3353,6 +3335,7 @@
               <w:rPr>
                 <w:sz w:val="15"/>
               </w:rPr>
+              <w:lastRenderedPageBreak/>
               <w:t>BUG-003</w:t>
             </w:r>
           </w:p>
@@ -4836,15 +4819,7 @@
       </w:r>
       <w:proofErr w:type="spellEnd"/>
       <w:r>
-        <w:t xml:space="preserve"> a </w:t>
-      </w:r>
-      <w:proofErr w:type="spellStart"/>
-      <w:r>
-        <w:t>nem</w:t>
-      </w:r>
-      <w:proofErr w:type="spellEnd"/>
-      <w:r>
-        <w:t xml:space="preserve"> </w:t>
+        <w:t xml:space="preserve"> a nem </w:t>
       </w:r>
       <w:proofErr w:type="spellStart"/>
       <w:r>
@@ -4904,15 +4879,7 @@
       </w:r>
       <w:proofErr w:type="spellEnd"/>
       <w:r>
-        <w:t xml:space="preserve"> </w:t>
-      </w:r>
-      <w:proofErr w:type="spellStart"/>
-      <w:r>
-        <w:t>nem</w:t>
-      </w:r>
-      <w:proofErr w:type="spellEnd"/>
-      <w:r>
-        <w:t xml:space="preserve"> </w:t>
+        <w:t xml:space="preserve"> nem </w:t>
       </w:r>
       <w:proofErr w:type="spellStart"/>
       <w:r>
@@ -6275,7 +6242,7 @@
 </file>
 
 <file path=word/numbering.xml><?xml version="1.0" encoding="utf-8"?>
-<w:numbering xmlns:wpc="http://schemas.microsoft.com/office/word/2010/wordprocessingCanvas" xmlns:cx="http://schemas.microsoft.com/office/drawing/2014/chartex" xmlns:cx1="http://schemas.microsoft.com/office/drawing/2015/9/8/chartex" xmlns:cx2="http://schemas.microsoft.com/office/drawing/2015/10/21/chartex" xmlns:cx3="http://schemas.microsoft.com/office/drawing/2016/5/9/chartex" xmlns:cx4="http://schemas.microsoft.com/office/drawing/2016/5/10/chartex" xmlns:cx5="http://schemas.microsoft.com/office/drawing/2016/5/11/chartex" xmlns:cx6="http://schemas.microsoft.com/office/drawing/2016/5/12/chartex" xmlns:cx7="http://schemas.microsoft.com/office/drawing/2016/5/13/chartex" xmlns:cx8="http://schemas.microsoft.com/office/drawing/2016/5/14/chartex" xmlns:mc="http://schemas.openxmlformats.org/markup-compatibility/2006" xmlns:aink="http://schemas.microsoft.com/office/drawing/2016/ink" xmlns:am3d="http://schemas.microsoft.com/office/drawing/2017/model3d" xmlns:o="urn:schemas-microsoft-com:office:office" xmlns:oel="http://schemas.microsoft.com/office/2019/extlst" xmlns:r="http://schemas.openxmlformats.org/officeDocument/2006/relationships" xmlns:m="http://schemas.openxmlformats.org/officeDocument/2006/math" xmlns:v="urn:schemas-microsoft-com:vml" xmlns:wp14="http://schemas.microsoft.com/office/word/2010/wordprocessingDrawing" xmlns:wp="http://schemas.openxmlformats.org/drawingml/2006/wordprocessingDrawing" xmlns:w10="urn:schemas-microsoft-com:office:word" xmlns:w="http://schemas.openxmlformats.org/wordprocessingml/2006/main" xmlns:w14="http://schemas.microsoft.com/office/word/2010/wordml" xmlns:w15="http://schemas.microsoft.com/office/word/2012/wordml" xmlns:w16cex="http://schemas.microsoft.com/office/word/2018/wordml/cex" xmlns:w16cid="http://schemas.microsoft.com/office/word/2016/wordml/cid" xmlns:w16="http://schemas.microsoft.com/office/word/2018/wordml" xmlns:w16sdtdh="http://schemas.microsoft.com/office/word/2020/wordml/sdtdatahash" xmlns:w16se="http://schemas.microsoft.com/office/word/2015/wordml/symex" xmlns:wpg="http://schemas.microsoft.com/office/word/2010/wordprocessingGroup" xmlns:wpi="http://schemas.microsoft.com/office/word/2010/wordprocessingInk" xmlns:wne="http://schemas.microsoft.com/office/word/2006/wordml" xmlns:wps="http://schemas.microsoft.com/office/word/2010/wordprocessingShape" mc:Ignorable="w14 w15 w16se w16cid w16 w16cex w16sdtdh wp14">
+<w:numbering xmlns:wpc="http://schemas.microsoft.com/office/word/2010/wordprocessingCanvas" xmlns:cx="http://schemas.microsoft.com/office/drawing/2014/chartex" xmlns:cx1="http://schemas.microsoft.com/office/drawing/2015/9/8/chartex" xmlns:cx2="http://schemas.microsoft.com/office/drawing/2015/10/21/chartex" xmlns:cx3="http://schemas.microsoft.com/office/drawing/2016/5/9/chartex" xmlns:cx4="http://schemas.microsoft.com/office/drawing/2016/5/10/chartex" xmlns:cx5="http://schemas.microsoft.com/office/drawing/2016/5/11/chartex" xmlns:cx6="http://schemas.microsoft.com/office/drawing/2016/5/12/chartex" xmlns:cx7="http://schemas.microsoft.com/office/drawing/2016/5/13/chartex" xmlns:cx8="http://schemas.microsoft.com/office/drawing/2016/5/14/chartex" xmlns:mc="http://schemas.openxmlformats.org/markup-compatibility/2006" xmlns:aink="http://schemas.microsoft.com/office/drawing/2016/ink" xmlns:am3d="http://schemas.microsoft.com/office/drawing/2017/model3d" xmlns:o="urn:schemas-microsoft-com:office:office" xmlns:oel="http://schemas.microsoft.com/office/2019/extlst" xmlns:r="http://schemas.openxmlformats.org/officeDocument/2006/relationships" xmlns:m="http://schemas.openxmlformats.org/officeDocument/2006/math" xmlns:v="urn:schemas-microsoft-com:vml" xmlns:wp14="http://schemas.microsoft.com/office/word/2010/wordprocessingDrawing" xmlns:wp="http://schemas.openxmlformats.org/drawingml/2006/wordprocessingDrawing" xmlns:w10="urn:schemas-microsoft-com:office:word" xmlns:w="http://schemas.openxmlformats.org/wordprocessingml/2006/main" xmlns:w14="http://schemas.microsoft.com/office/word/2010/wordml" xmlns:w15="http://schemas.microsoft.com/office/word/2012/wordml" xmlns:w16cex="http://schemas.microsoft.com/office/word/2018/wordml/cex" xmlns:w16cid="http://schemas.microsoft.com/office/word/2016/wordml/cid" xmlns:w16="http://schemas.microsoft.com/office/word/2018/wordml" xmlns:w16du="http://schemas.microsoft.com/office/word/2023/wordml/word16du" xmlns:w16sdtdh="http://schemas.microsoft.com/office/word/2020/wordml/sdtdatahash" xmlns:w16sdtfl="http://schemas.microsoft.com/office/word/2024/wordml/sdtformatlock" xmlns:w16se="http://schemas.microsoft.com/office/word/2015/wordml/symex" xmlns:wpg="http://schemas.microsoft.com/office/word/2010/wordprocessingGroup" xmlns:wpi="http://schemas.microsoft.com/office/word/2010/wordprocessingInk" xmlns:wne="http://schemas.microsoft.com/office/word/2006/wordml" xmlns:wps="http://schemas.microsoft.com/office/word/2010/wordprocessingShape" mc:Ignorable="w14 w15 w16se w16cid w16 w16cex w16sdtdh w16sdtfl w16du wp14">
   <w:abstractNum w:abstractNumId="0" w15:restartNumberingAfterBreak="0">
     <w:nsid w:val="FFFFFF89"/>
     <w:multiLevelType w:val="singleLevel"/>
@@ -6528,7 +6495,6 @@
   </w:num>
   <w:num w:numId="2" w16cid:durableId="384526045">
     <w:abstractNumId w:val="0"/>
-    <w:lvlOverride w:ilvl="0"/>
   </w:num>
   <w:num w:numId="3" w16cid:durableId="1739862690">
     <w:abstractNumId w:val="1"/>
@@ -6537,7 +6503,7 @@
 </file>
 
 <file path=word/styles.xml><?xml version="1.0" encoding="utf-8"?>
-<w:styles xmlns:mc="http://schemas.openxmlformats.org/markup-compatibility/2006" xmlns:r="http://schemas.openxmlformats.org/officeDocument/2006/relationships" xmlns:w="http://schemas.openxmlformats.org/wordprocessingml/2006/main" xmlns:w14="http://schemas.microsoft.com/office/word/2010/wordml" xmlns:w15="http://schemas.microsoft.com/office/word/2012/wordml" xmlns:w16cex="http://schemas.microsoft.com/office/word/2018/wordml/cex" xmlns:w16cid="http://schemas.microsoft.com/office/word/2016/wordml/cid" xmlns:w16="http://schemas.microsoft.com/office/word/2018/wordml" xmlns:w16sdtdh="http://schemas.microsoft.com/office/word/2020/wordml/sdtdatahash" xmlns:w16se="http://schemas.microsoft.com/office/word/2015/wordml/symex" mc:Ignorable="w14 w15 w16se w16cid w16 w16cex w16sdtdh">
+<w:styles xmlns:mc="http://schemas.openxmlformats.org/markup-compatibility/2006" xmlns:r="http://schemas.openxmlformats.org/officeDocument/2006/relationships" xmlns:w="http://schemas.openxmlformats.org/wordprocessingml/2006/main" xmlns:w14="http://schemas.microsoft.com/office/word/2010/wordml" xmlns:w15="http://schemas.microsoft.com/office/word/2012/wordml" xmlns:w16cex="http://schemas.microsoft.com/office/word/2018/wordml/cex" xmlns:w16cid="http://schemas.microsoft.com/office/word/2016/wordml/cid" xmlns:w16="http://schemas.microsoft.com/office/word/2018/wordml" xmlns:w16du="http://schemas.microsoft.com/office/word/2023/wordml/word16du" xmlns:w16sdtdh="http://schemas.microsoft.com/office/word/2020/wordml/sdtdatahash" xmlns:w16sdtfl="http://schemas.microsoft.com/office/word/2024/wordml/sdtformatlock" xmlns:w16se="http://schemas.microsoft.com/office/word/2015/wordml/symex" mc:Ignorable="w14 w15 w16se w16cid w16 w16cex w16sdtdh w16sdtfl w16du">
   <w:docDefaults>
     <w:rPrDefault>
       <w:rPr>
@@ -7138,6 +7104,7 @@
   <w:style w:type="character" w:default="1" w:styleId="Bekezdsalapbettpusa">
     <w:name w:val="Default Paragraph Font"/>
     <w:uiPriority w:val="1"/>
+    <w:semiHidden/>
     <w:unhideWhenUsed/>
   </w:style>
   <w:style w:type="table" w:default="1" w:styleId="Normltblzat">
